--- a/campaigns/WF-20-winter-protocol.docx
+++ b/campaigns/WF-20-winter-protocol.docx
@@ -497,7 +497,7 @@
         <w:rPr>
           <w:rStyle w:val="VerbatimChar"/>
         </w:rPr>
-        <w:t xml:space="preserve">Summer feels different because sunlight runs all three pathways at once, something no capsule and no lamp fully copies. The Enyrgy Vitamin D Primal Light Platform runs all three, in a two-to-four-minute session dosed to your skin. In a small 12-week cohort, five people using it four to six times a week moved their vitamin D from an average of 39.96 to 84.20 ng/mL, with zero adverse events. A small pilot, and we say so. But it is the mechanism doing what the lamp and the capsule cannot.</w:t>
+        <w:t xml:space="preserve">Summer feels different because sunlight runs all three pathways at once, something no capsule and no lamp fully copies. The Enyrgy Vitamin D Primal Light Platform runs all three, in a two-to-four-minute session dosed to your skin. In a small 12-week cohort, five people using it four to six times a week moved their vitamin D from an average of 39.96 to 84.20 ng/mL, with zero adverse events. A small study, and we say so. But it is the mechanism doing what the lamp and the capsule cannot.</w:t>
       </w:r>
       <w:r>
         <w:br/>
@@ -539,7 +539,7 @@
         <w:t xml:space="preserve"> </w:t>
       </w:r>
       <w:r>
-        <w:t xml:space="preserve">the 280 to 315 nm figure and the statement that visible-light lamps cannot trigger synthesis both match KB Section 2 exactly. The pilot is disclosed as a small cohort of five with the honest qualifier attached.</w:t>
+        <w:t xml:space="preserve">the 280 to 315 nm figure and the statement that visible-light lamps cannot trigger synthesis both match KB Section 2 exactly. The study is disclosed as a small cohort of five with the honest qualifier attached.</w:t>
       </w:r>
     </w:p>
     <w:p>
